--- a/papers/_sources/rope_microscopic_mechanics.docx
+++ b/papers/_sources/rope_microscopic_mechanics.docx
@@ -61,23 +61,6 @@
           <w:szCs w:val="20"/>
         </w:rPr>
         <w:t xml:space="preserve">Global Networking Practice, NTT DATA, Charlotte, NC  ·  palmer100@gmail.com</w:t>
-      </w:r>
-    </w:p>
-    <w:p>
-      <w:pPr>
-        <w:spacing w:after="120" w:before="0" w:line="276"/>
-        <w:jc w:val="center"/>
-      </w:pPr>
-      <w:r>
-        <w:rPr>
-          <w:rFonts w:ascii="Times New Roman" w:cs="Times New Roman" w:eastAsia="Times New Roman" w:hAnsi="Times New Roman"/>
-          <w:i/>
-          <w:iCs/>
-          <w:color w:val="666666"/>
-          <w:sz w:val="18"/>
-          <w:szCs w:val="18"/>
-        </w:rPr>
-        <w:t xml:space="preserve">Programme credit: the core Rope Hypothesis is due to Bill Gaede; this work develops and formalises it.</w:t>
       </w:r>
     </w:p>
     <w:p>
@@ -3668,23 +3651,6 @@
       </w:r>
     </w:p>
     <w:p>
-      <w:pPr>
-        <w:spacing w:after="160" w:before="0" w:line="276"/>
-        <w:jc w:val="both"/>
-      </w:pPr>
-      <w:r>
-        <w:rPr>
-          <w:rFonts w:ascii="Times New Roman" w:cs="Times New Roman" w:eastAsia="Times New Roman" w:hAnsi="Times New Roman"/>
-          <w:i/>
-          <w:iCs/>
-          <w:color w:val="666666"/>
-          <w:sz w:val="20"/>
-          <w:szCs w:val="20"/>
-        </w:rPr>
-        <w:t xml:space="preserve">Programme credit: the core Rope Hypothesis is due to Bill Gaede. Computational collaboration and drafting by Claude (Anthropic). Correspondence to palmer100@gmail.com.</w:t>
-      </w:r>
-    </w:p>
-    <w:p>
       <w:r>
         <w:rPr>
           <w:b/>
@@ -3741,6 +3707,7 @@
         <w:t>Star-convergence geometry gives R ~ a*sqrt  [benchmark: benchmarks/em/star_radius_scaling.py]</w:t>
       </w:r>
     </w:p>
+    <w:p/>
     <w:p>
       <w:r>
         <w:rPr>
@@ -3750,6 +3717,12 @@
       </w:r>
       <w:r>
         <w:t>Derivation of the atomic scale is BLOCKED</w:t>
+      </w:r>
+    </w:p>
+    <w:p/>
+    <w:p>
+      <w:r>
+        <w:t>Programme credit: the core Rope Hypothesis is due to Bill Gaede; this work develops and formalises it. Computational collaboration and drafting by Claude (Anthropic). Correspondence to palmer100@gmail.com.</w:t>
       </w:r>
     </w:p>
     <w:sectPr>

--- a/papers/_sources/rope_microscopic_mechanics.docx
+++ b/papers/_sources/rope_microscopic_mechanics.docx
@@ -45,7 +45,7 @@
           <w:sz w:val="22"/>
           <w:szCs w:val="22"/>
         </w:rPr>
-        <w:t xml:space="preserve">Mark Palmer  ·  with computational collaboration by Claude (Anthropic)</w:t>
+        <w:t xml:space="preserve">Mark Palmer · with computational collaboration by Claude (Anthropic)</w:t>
       </w:r>
     </w:p>
     <w:p>
@@ -60,7 +60,7 @@
           <w:sz w:val="20"/>
           <w:szCs w:val="20"/>
         </w:rPr>
-        <w:t xml:space="preserve">Global Networking Practice, NTT DATA, Charlotte, NC  ·  palmer100@gmail.com</w:t>
+        <w:t xml:space="preserve">Charlotte, NC · palmer100@gmail.com</w:t>
       </w:r>
     </w:p>
     <w:p>

--- a/papers/_sources/rope_microscopic_mechanics.docx
+++ b/papers/_sources/rope_microscopic_mechanics.docx
@@ -88,6 +88,20 @@
           <w:szCs w:val="22"/>
         </w:rPr>
         <w:t xml:space="preserve"/>
+      </w:r>
+    </w:p>
+    <w:p>
+      <w:pPr>
+        <w:spacing w:after="160" w:before="0" w:line="276"/>
+        <w:jc w:val="both"/>
+      </w:pPr>
+      <w:r>
+        <w:rPr>
+          <w:rFonts w:ascii="Times New Roman" w:cs="Times New Roman" w:eastAsia="Times New Roman" w:hAnsi="Times New Roman"/>
+          <w:sz w:val="24"/>
+          <w:szCs w:val="24"/>
+        </w:rPr>
+        <w:t xml:space="preserve">Naming note (5 September 2026). This programme is now the Mesh Programme and the theory it develops the mesh framework; 'the rope framework' in earlier revisions reads 'the mesh framework'. 'Rope' remains the name of the two-strand wound object, and the Rope Hypothesis credited to Bill Gaede keeps its name. Identifiers (repository, rope_solver, file names, claim IDs) are unchanged.</w:t>
       </w:r>
     </w:p>
     <w:p>
@@ -118,7 +132,7 @@
           <w:sz w:val="24"/>
           <w:szCs w:val="24"/>
         </w:rPr>
-        <w:t xml:space="preserve">Nearly every recent paper in the Rope Programme depends on a single step: the coarse-graining of microscopic endpoint mechanics into a continuum orientation stiffness. That step has been stated but not rigorously derived. This paper derives it. We confirm, exactly, that the endpoint force-balance of an atom shared between two ropes gives a locking energy J = T²/κ with the exact XY angular form, and we then carry out the coarse-graining to the continuum stiffness K explicitly, both analytically and by direct numerical simulation of the lattice. The result is unambiguous and, in one respect, corrective: the standard coarse-graining gives K = T²/(κ a) for a scalar phase field, and K = 2T²/(κ a) for a two-mode director field. It does NOT give the factor K = 3T²/(κ a) that earlier corpus papers assumed. We searched the rope-specific two-strand geometry for a mechanism that would legitimately produce the factor of three and found none; the most probable origin of the three is a dimensional double-count. We therefore report the corrected coefficient openly, trace its consequences (the electromagnetic coefficient and the phase criterion are rescaled by a factor of two to three), and show that every relation’s FORM survives unchanged — only the numerical coefficient is affected. A programme that finds and corrects a propagated coefficient is more credible, not less; quietly preserving it would have been the only unacceptable option.</w:t>
+        <w:t xml:space="preserve">Nearly every recent paper in the Mesh Programme depends on a single step: the coarse-graining of microscopic endpoint mechanics into a continuum orientation stiffness. That step has been stated but not rigorously derived. This paper derives it. We confirm, exactly, that the endpoint force-balance of an atom shared between two ropes gives a locking energy J = T²/κ with the exact XY angular form, and we then carry out the coarse-graining to the continuum stiffness K explicitly, both analytically and by direct numerical simulation of the lattice. The result is unambiguous and, in one respect, corrective: the standard coarse-graining gives K = T²/(κ a) for a scalar phase field, and K = 2T²/(κ a) for a two-mode director field. It does NOT give the factor K = 3T²/(κ a) that earlier corpus papers assumed. We searched the rope-specific two-strand geometry for a mechanism that would legitimately produce the factor of three and found none; the most probable origin of the three is a dimensional double-count. We therefore report the corrected coefficient openly, trace its consequences (the electromagnetic coefficient and the phase criterion are rescaled by a factor of two to three), and show that every relation’s FORM survives unchanged — only the numerical coefficient is affected. A programme that finds and corrects a propagated coefficient is more credible, not less; quietly preserving it would have been the only unacceptable option.</w:t>
       </w:r>
     </w:p>
     <w:p>
@@ -293,7 +307,7 @@
           <w:sz w:val="24"/>
           <w:szCs w:val="24"/>
         </w:rPr>
-        <w:t xml:space="preserve">The Rope Programme’s recent papers — electromagnetism, thermodynamics, condensed-matter analogues, and the quantum-foundations discussion — all descend from one microscopic-to-continuum step: the orientation locking between neighbouring ropes coarse-grains into an elastic stiffness for a continuum orientation field, and that stiffness sets the electromagnetic coefficient and the phase structure. The step has been motivated and its result quoted (K = 3T²/(κ a)), but never carried out in full. This paper carries it out.</w:t>
+        <w:t xml:space="preserve">The Mesh Programme’s recent papers — electromagnetism, thermodynamics, condensed-matter analogues, and the quantum-foundations discussion — all descend from one microscopic-to-continuum step: the orientation locking between neighbouring ropes coarse-grains into an elastic stiffness for a continuum orientation field, and that stiffness sets the electromagnetic coefficient and the phase structure. The step has been motivated and its result quoted (K = 3T²/(κ a)), but never carried out in full. This paper carries it out.</w:t>
       </w:r>
     </w:p>
     <w:p>
